--- a/Compte_rendu_matis/compte_rendu_matis.docx
+++ b/Compte_rendu_matis/compte_rendu_matis.docx
@@ -699,7 +699,15 @@
       </w:r>
       <w:proofErr w:type="spellEnd"/>
       <w:r>
-        <w:t xml:space="preserve"> quelle broche du sp32 pour le bouton poussoir et aussi les batterie </w:t>
+        <w:t xml:space="preserve"> quelle broche du sp32 pour le bouton poussoir et aussi </w:t>
+      </w:r>
+      <w:proofErr w:type="gramStart"/>
+      <w:r>
+        <w:t>les batterie</w:t>
+      </w:r>
+      <w:proofErr w:type="gramEnd"/>
+      <w:r>
+        <w:t xml:space="preserve"> </w:t>
       </w:r>
       <w:proofErr w:type="spellStart"/>
       <w:r>
@@ -1398,6 +1406,9 @@
         </w:tabs>
       </w:pPr>
       <w:r>
+        <w:rPr>
+          <w:noProof/>
+        </w:rPr>
         <w:lastRenderedPageBreak/>
         <w:drawing>
           <wp:inline distT="0" distB="0" distL="0" distR="0" wp14:anchorId="7FA4A874" wp14:editId="700D7911">
@@ -1443,6 +1454,9 @@
         </w:tabs>
       </w:pPr>
       <w:r>
+        <w:rPr>
+          <w:noProof/>
+        </w:rPr>
         <w:drawing>
           <wp:inline distT="0" distB="0" distL="0" distR="0" wp14:anchorId="720165E2" wp14:editId="1E1316DB">
             <wp:extent cx="5760720" cy="4602480"/>
@@ -1487,6 +1501,9 @@
         </w:tabs>
       </w:pPr>
       <w:r>
+        <w:rPr>
+          <w:noProof/>
+        </w:rPr>
         <w:lastRenderedPageBreak/>
         <w:drawing>
           <wp:inline distT="0" distB="0" distL="0" distR="0" wp14:anchorId="333C85D4" wp14:editId="7E531073">
@@ -1527,6 +1544,56 @@
       <w:r>
         <w:br/>
       </w:r>
+      <w:r>
+        <w:br/>
+      </w:r>
+      <w:r>
+        <w:br/>
+      </w:r>
+      <w:r>
+        <w:rPr>
+          <w:b/>
+          <w:bCs/>
+          <w:u w:val="single"/>
+        </w:rPr>
+        <w:t>Réalisation lors des dernières Séances :</w:t>
+      </w:r>
+      <w:r>
+        <w:br/>
+      </w:r>
+      <w:r>
+        <w:br/>
+      </w:r>
+      <w:r>
+        <w:t>Après réception des cartes, j'ai procédé à la brasure de tous les composants. Ensuite, j'ai mis en marche les deux cartes en m'assurant qu'elles fonctionnaient correctement et qu'aucun court-circuit n'était présent.</w:t>
+      </w:r>
+    </w:p>
+    <w:p>
+      <w:pPr>
+        <w:tabs>
+          <w:tab w:val="left" w:pos="1267"/>
+        </w:tabs>
+      </w:pPr>
+      <w:r>
+        <w:t>Par la suite, Téo et moi avons tenté de résoudre le problème de la pince, particulièrement celui lié à l'engrenage dont les dents étaient trop petites. Finalement, nous avons identifié un dysfonctionnement dans l'une des deux pinces : le bouton-poussoir de la fonction automatique était connecté à une broche incorrecte de l'ESP32. Cette broche correspondait en réalité au RST du STM32.</w:t>
+      </w:r>
+    </w:p>
+    <w:p>
+      <w:pPr>
+        <w:tabs>
+          <w:tab w:val="left" w:pos="1267"/>
+        </w:tabs>
+      </w:pPr>
+      <w:r>
+        <w:t>Nous ne comprenons toujours pas pourquoi cette connexion a été réalisée ainsi, mais nous supposons qu'il s'agit d'un problème de communication, d'une incompréhension mutuelle.</w:t>
+      </w:r>
+    </w:p>
+    <w:p>
+      <w:pPr>
+        <w:tabs>
+          <w:tab w:val="left" w:pos="1267"/>
+        </w:tabs>
+      </w:pPr>
     </w:p>
     <w:sectPr>
       <w:footerReference w:type="default" r:id="rId18"/>
@@ -3227,7 +3294,6 @@
   <w:style w:type="character" w:default="1" w:styleId="Policepardfaut">
     <w:name w:val="Default Paragraph Font"/>
     <w:uiPriority w:val="1"/>
-    <w:semiHidden/>
     <w:unhideWhenUsed/>
   </w:style>
   <w:style w:type="table" w:default="1" w:styleId="TableauNormal">
